--- a/fise/Fisa_5_AVERAGE_Modulul_1.docx
+++ b/fise/Fisa_5_AVERAGE_Modulul_1.docx
@@ -360,6 +360,70 @@
           </w:p>
         </w:tc>
       </w:tr>
+      <w:tr>
+        <w:trPr>
+          <w:cantSplit/>
+        </w:trPr>
+        <w:tc>
+          <w:tcPr>
+            <w:tcW w:type="dxa" w:w="2041"/>
+            <w:tcBorders>
+              <w:top w:val="single" w:sz="4" w:color="808080"/>
+              <w:left w:val="single" w:sz="4" w:color="808080"/>
+              <w:bottom w:val="single" w:sz="4" w:color="808080"/>
+              <w:right w:val="single" w:sz="4" w:color="808080"/>
+            </w:tcBorders>
+            <w:tcMar>
+              <w:top w:w="60" w:type="dxa"/>
+              <w:left w:w="100" w:type="dxa"/>
+              <w:bottom w:w="60" w:type="dxa"/>
+              <w:right w:w="100" w:type="dxa"/>
+            </w:tcMar>
+          </w:tcPr>
+          <w:p>
+            <w:pPr>
+              <w:spacing w:before="40" w:after="40"/>
+            </w:pPr>
+            <w:r>
+              <w:rPr>
+                <w:rFonts w:ascii="Cambria" w:hAnsi="Cambria" w:cs="Cambria" w:eastAsia="Cambria"/>
+                <w:b/>
+                <w:sz w:val="22"/>
+              </w:rPr>
+              <w:t>Fișier de pornire</w:t>
+            </w:r>
+          </w:p>
+        </w:tc>
+        <w:tc>
+          <w:tcPr>
+            <w:tcW w:type="dxa" w:w="8164"/>
+            <w:tcBorders>
+              <w:top w:val="single" w:sz="4" w:color="808080"/>
+              <w:left w:val="single" w:sz="4" w:color="808080"/>
+              <w:bottom w:val="single" w:sz="4" w:color="808080"/>
+              <w:right w:val="single" w:sz="4" w:color="808080"/>
+            </w:tcBorders>
+            <w:tcMar>
+              <w:top w:w="60" w:type="dxa"/>
+              <w:left w:w="100" w:type="dxa"/>
+              <w:bottom w:w="60" w:type="dxa"/>
+              <w:right w:w="100" w:type="dxa"/>
+            </w:tcMar>
+          </w:tcPr>
+          <w:p>
+            <w:pPr>
+              <w:spacing w:before="40" w:after="40"/>
+            </w:pPr>
+            <w:r>
+              <w:rPr>
+                <w:rFonts w:ascii="Cambria" w:hAnsi="Cambria" w:cs="Cambria" w:eastAsia="Cambria"/>
+                <w:sz w:val="22"/>
+              </w:rPr>
+              <w:t>T05_Media_PORNIRE.xlsx (îl descarci de pe site, din fișa temei)</w:t>
+            </w:r>
+          </w:p>
+        </w:tc>
+      </w:tr>
     </w:tbl>
     <w:p>
       <w:pPr>
@@ -390,7 +454,7 @@
           <w:rFonts w:ascii="Cambria" w:hAnsi="Cambria" w:cs="Cambria" w:eastAsia="Cambria"/>
           <w:sz w:val="24"/>
         </w:rPr>
-        <w:t xml:space="preserve">Bugetul unei luni e util, dar nu spune cât cheltui de obicei. Mai ai nevoie de câteva luni și de o </w:t>
+        <w:t xml:space="preserve">Bugetul unei luni e util, dar nu spune cât cheltui de obicei. Ai nevoie de câteva luni și de o </w:t>
       </w:r>
       <w:r>
         <w:rPr>
@@ -472,43 +536,14 @@
           <w:b/>
           <w:sz w:val="24"/>
         </w:rPr>
-        <w:t>Deschide fișierul din Tema 1</w:t>
+        <w:t>Descarcă fișierul de pornire</w:t>
       </w:r>
       <w:r>
         <w:rPr>
           <w:rFonts w:ascii="Cambria" w:hAnsi="Cambria" w:cs="Cambria" w:eastAsia="Cambria"/>
           <w:sz w:val="24"/>
         </w:rPr>
-        <w:t xml:space="preserve"> (</w:t>
-      </w:r>
-      <w:r>
-        <w:rPr>
-          <w:rFonts w:ascii="Consolas" w:hAnsi="Consolas" w:cs="Consolas" w:eastAsia="Consolas"/>
-          <w:sz w:val="22"/>
-        </w:rPr>
-        <w:t>T01_Excel_Nume_Prenume.xlsx</w:t>
-      </w:r>
-      <w:r>
-        <w:rPr>
-          <w:rFonts w:ascii="Cambria" w:hAnsi="Cambria" w:cs="Cambria" w:eastAsia="Cambria"/>
-          <w:sz w:val="24"/>
-        </w:rPr>
-        <w:t xml:space="preserve">) și fă </w:t>
-      </w:r>
-      <w:r>
-        <w:rPr>
-          <w:rFonts w:ascii="Cambria" w:hAnsi="Cambria" w:cs="Cambria" w:eastAsia="Cambria"/>
-          <w:b/>
-          <w:sz w:val="24"/>
-        </w:rPr>
-        <w:t>Salvare ca</w:t>
-      </w:r>
-      <w:r>
-        <w:rPr>
-          <w:rFonts w:ascii="Cambria" w:hAnsi="Cambria" w:cs="Cambria" w:eastAsia="Cambria"/>
-          <w:sz w:val="24"/>
-        </w:rPr>
-        <w:t xml:space="preserve"> </w:t>
+        <w:t xml:space="preserve"> de pe site și salvează-l ca </w:t>
       </w:r>
       <w:r>
         <w:rPr>
@@ -522,7 +557,7 @@
           <w:rFonts w:ascii="Cambria" w:hAnsi="Cambria" w:cs="Cambria" w:eastAsia="Cambria"/>
           <w:sz w:val="24"/>
         </w:rPr>
-        <w:t>. Fișierul din Tema 1 rămâne neatins.</w:t>
+        <w:t>. Bugetul pe 3 luni și totalurile sunt deja completate.</w:t>
       </w:r>
     </w:p>
     <w:p>
@@ -544,273 +579,7 @@
           <w:b/>
           <w:sz w:val="24"/>
         </w:rPr>
-        <w:t>Antetul:</w:t>
-      </w:r>
-      <w:r>
-        <w:rPr>
-          <w:rFonts w:ascii="Cambria" w:hAnsi="Cambria" w:cs="Cambria" w:eastAsia="Cambria"/>
-          <w:sz w:val="24"/>
-        </w:rPr>
-        <w:t xml:space="preserve"> în A1 scrie „Bugetul meu – 3 luni”. Pe rândul 3: </w:t>
-      </w:r>
-      <w:r>
-        <w:rPr>
-          <w:rFonts w:ascii="Cambria" w:hAnsi="Cambria" w:cs="Cambria" w:eastAsia="Cambria"/>
-          <w:b/>
-          <w:sz w:val="24"/>
-        </w:rPr>
-        <w:t>A3</w:t>
-      </w:r>
-      <w:r>
-        <w:rPr>
-          <w:rFonts w:ascii="Cambria" w:hAnsi="Cambria" w:cs="Cambria" w:eastAsia="Cambria"/>
-          <w:sz w:val="24"/>
-        </w:rPr>
-        <w:t xml:space="preserve"> Nr., </w:t>
-      </w:r>
-      <w:r>
-        <w:rPr>
-          <w:rFonts w:ascii="Cambria" w:hAnsi="Cambria" w:cs="Cambria" w:eastAsia="Cambria"/>
-          <w:b/>
-          <w:sz w:val="24"/>
-        </w:rPr>
-        <w:t>B3</w:t>
-      </w:r>
-      <w:r>
-        <w:rPr>
-          <w:rFonts w:ascii="Cambria" w:hAnsi="Cambria" w:cs="Cambria" w:eastAsia="Cambria"/>
-          <w:sz w:val="24"/>
-        </w:rPr>
-        <w:t xml:space="preserve"> Cheltuiala, </w:t>
-      </w:r>
-      <w:r>
-        <w:rPr>
-          <w:rFonts w:ascii="Cambria" w:hAnsi="Cambria" w:cs="Cambria" w:eastAsia="Cambria"/>
-          <w:b/>
-          <w:sz w:val="24"/>
-        </w:rPr>
-        <w:t>C3</w:t>
-      </w:r>
-      <w:r>
-        <w:rPr>
-          <w:rFonts w:ascii="Cambria" w:hAnsi="Cambria" w:cs="Cambria" w:eastAsia="Cambria"/>
-          <w:sz w:val="24"/>
-        </w:rPr>
-        <w:t xml:space="preserve"> Luna 1, </w:t>
-      </w:r>
-      <w:r>
-        <w:rPr>
-          <w:rFonts w:ascii="Cambria" w:hAnsi="Cambria" w:cs="Cambria" w:eastAsia="Cambria"/>
-          <w:b/>
-          <w:sz w:val="24"/>
-        </w:rPr>
-        <w:t>D3</w:t>
-      </w:r>
-      <w:r>
-        <w:rPr>
-          <w:rFonts w:ascii="Cambria" w:hAnsi="Cambria" w:cs="Cambria" w:eastAsia="Cambria"/>
-          <w:sz w:val="24"/>
-        </w:rPr>
-        <w:t xml:space="preserve"> Luna 2, </w:t>
-      </w:r>
-      <w:r>
-        <w:rPr>
-          <w:rFonts w:ascii="Cambria" w:hAnsi="Cambria" w:cs="Cambria" w:eastAsia="Cambria"/>
-          <w:b/>
-          <w:sz w:val="24"/>
-        </w:rPr>
-        <w:t>E3</w:t>
-      </w:r>
-      <w:r>
-        <w:rPr>
-          <w:rFonts w:ascii="Cambria" w:hAnsi="Cambria" w:cs="Cambria" w:eastAsia="Cambria"/>
-          <w:sz w:val="24"/>
-        </w:rPr>
-        <w:t xml:space="preserve"> Luna 3, </w:t>
-      </w:r>
-      <w:r>
-        <w:rPr>
-          <w:rFonts w:ascii="Cambria" w:hAnsi="Cambria" w:cs="Cambria" w:eastAsia="Cambria"/>
-          <w:b/>
-          <w:sz w:val="24"/>
-        </w:rPr>
-        <w:t>F3</w:t>
-      </w:r>
-      <w:r>
-        <w:rPr>
-          <w:rFonts w:ascii="Cambria" w:hAnsi="Cambria" w:cs="Cambria" w:eastAsia="Cambria"/>
-          <w:sz w:val="24"/>
-        </w:rPr>
-        <w:t xml:space="preserve"> Media lunară.</w:t>
-      </w:r>
-    </w:p>
-    <w:p>
-      <w:pPr>
-        <w:spacing w:before="0" w:after="80"/>
-        <w:ind w:left="510" w:hanging="510"/>
-      </w:pPr>
-      <w:r>
-        <w:rPr>
-          <w:rFonts w:ascii="Cambria" w:hAnsi="Cambria" w:cs="Cambria" w:eastAsia="Cambria"/>
-          <w:sz w:val="24"/>
-        </w:rPr>
-        <w:t>3.</w:t>
-        <w:tab/>
-      </w:r>
-      <w:r>
-        <w:rPr>
-          <w:rFonts w:ascii="Cambria" w:hAnsi="Cambria" w:cs="Cambria" w:eastAsia="Cambria"/>
-          <w:b/>
-          <w:sz w:val="24"/>
-        </w:rPr>
-        <w:t>Completează sumele</w:t>
-      </w:r>
-      <w:r>
-        <w:rPr>
-          <w:rFonts w:ascii="Cambria" w:hAnsi="Cambria" w:cs="Cambria" w:eastAsia="Cambria"/>
-          <w:sz w:val="24"/>
-        </w:rPr>
-        <w:t xml:space="preserve"> pentru Luna 2 și Luna 3 în </w:t>
-      </w:r>
-      <w:r>
-        <w:rPr>
-          <w:rFonts w:ascii="Cambria" w:hAnsi="Cambria" w:cs="Cambria" w:eastAsia="Cambria"/>
-          <w:b/>
-          <w:sz w:val="24"/>
-        </w:rPr>
-        <w:t>D4:E8</w:t>
-      </w:r>
-      <w:r>
-        <w:rPr>
-          <w:rFonts w:ascii="Cambria" w:hAnsi="Cambria" w:cs="Cambria" w:eastAsia="Cambria"/>
-          <w:sz w:val="24"/>
-        </w:rPr>
-        <w:t xml:space="preserve">, apropiate de Luna 1. Trebuie să fie </w:t>
-      </w:r>
-      <w:r>
-        <w:rPr>
-          <w:rFonts w:ascii="Cambria" w:hAnsi="Cambria" w:cs="Cambria" w:eastAsia="Cambria"/>
-          <w:b/>
-          <w:sz w:val="24"/>
-        </w:rPr>
-        <w:t>numere</w:t>
-      </w:r>
-      <w:r>
-        <w:rPr>
-          <w:rFonts w:ascii="Cambria" w:hAnsi="Cambria" w:cs="Cambria" w:eastAsia="Cambria"/>
-          <w:sz w:val="24"/>
-        </w:rPr>
-        <w:t>, nu text.</w:t>
-      </w:r>
-    </w:p>
-    <w:p>
-      <w:pPr>
-        <w:spacing w:before="0" w:after="80"/>
-        <w:ind w:left="510" w:hanging="510"/>
-      </w:pPr>
-      <w:r>
-        <w:rPr>
-          <w:rFonts w:ascii="Cambria" w:hAnsi="Cambria" w:cs="Cambria" w:eastAsia="Cambria"/>
-          <w:sz w:val="24"/>
-        </w:rPr>
-        <w:t>4.</w:t>
-        <w:tab/>
-      </w:r>
-      <w:r>
-        <w:rPr>
-          <w:rFonts w:ascii="Cambria" w:hAnsi="Cambria" w:cs="Cambria" w:eastAsia="Cambria"/>
-          <w:b/>
-          <w:sz w:val="24"/>
-        </w:rPr>
-        <w:t>Totalul pe lună:</w:t>
-      </w:r>
-      <w:r>
-        <w:rPr>
-          <w:rFonts w:ascii="Cambria" w:hAnsi="Cambria" w:cs="Cambria" w:eastAsia="Cambria"/>
-          <w:sz w:val="24"/>
-        </w:rPr>
-        <w:t xml:space="preserve"> în </w:t>
-      </w:r>
-      <w:r>
-        <w:rPr>
-          <w:rFonts w:ascii="Cambria" w:hAnsi="Cambria" w:cs="Cambria" w:eastAsia="Cambria"/>
-          <w:b/>
-          <w:sz w:val="24"/>
-        </w:rPr>
-        <w:t>C9</w:t>
-      </w:r>
-      <w:r>
-        <w:rPr>
-          <w:rFonts w:ascii="Cambria" w:hAnsi="Cambria" w:cs="Cambria" w:eastAsia="Cambria"/>
-          <w:sz w:val="24"/>
-        </w:rPr>
-        <w:t xml:space="preserve"> ai </w:t>
-      </w:r>
-      <w:r>
-        <w:rPr>
-          <w:rFonts w:ascii="Consolas" w:hAnsi="Consolas" w:cs="Consolas" w:eastAsia="Consolas"/>
-          <w:sz w:val="22"/>
-        </w:rPr>
-        <w:t>=SUM(C4:C8)</w:t>
-      </w:r>
-      <w:r>
-        <w:rPr>
-          <w:rFonts w:ascii="Cambria" w:hAnsi="Cambria" w:cs="Cambria" w:eastAsia="Cambria"/>
-          <w:sz w:val="24"/>
-        </w:rPr>
-        <w:t xml:space="preserve">. Trage de colțul din dreapta jos al celulei spre dreapta, ca formula să apară și în </w:t>
-      </w:r>
-      <w:r>
-        <w:rPr>
-          <w:rFonts w:ascii="Cambria" w:hAnsi="Cambria" w:cs="Cambria" w:eastAsia="Cambria"/>
-          <w:b/>
-          <w:sz w:val="24"/>
-        </w:rPr>
-        <w:t>D9</w:t>
-      </w:r>
-      <w:r>
-        <w:rPr>
-          <w:rFonts w:ascii="Cambria" w:hAnsi="Cambria" w:cs="Cambria" w:eastAsia="Cambria"/>
-          <w:sz w:val="24"/>
-        </w:rPr>
-        <w:t xml:space="preserve"> și </w:t>
-      </w:r>
-      <w:r>
-        <w:rPr>
-          <w:rFonts w:ascii="Cambria" w:hAnsi="Cambria" w:cs="Cambria" w:eastAsia="Cambria"/>
-          <w:b/>
-          <w:sz w:val="24"/>
-        </w:rPr>
-        <w:t>E9</w:t>
-      </w:r>
-      <w:r>
-        <w:rPr>
-          <w:rFonts w:ascii="Cambria" w:hAnsi="Cambria" w:cs="Cambria" w:eastAsia="Cambria"/>
-          <w:sz w:val="24"/>
-        </w:rPr>
-        <w:t>.</w:t>
-      </w:r>
-    </w:p>
-    <w:p>
-      <w:pPr>
-        <w:spacing w:before="0" w:after="80"/>
-        <w:ind w:left="510" w:hanging="510"/>
-      </w:pPr>
-      <w:r>
-        <w:rPr>
-          <w:rFonts w:ascii="Cambria" w:hAnsi="Cambria" w:cs="Cambria" w:eastAsia="Cambria"/>
-          <w:sz w:val="24"/>
-        </w:rPr>
-        <w:t>5.</w:t>
-        <w:tab/>
-      </w:r>
-      <w:r>
-        <w:rPr>
-          <w:rFonts w:ascii="Cambria" w:hAnsi="Cambria" w:cs="Cambria" w:eastAsia="Cambria"/>
-          <w:b/>
-          <w:sz w:val="24"/>
-        </w:rPr>
-        <w:t>Media:</w:t>
+        <w:t>Media fiecărei cheltuieli:</w:t>
       </w:r>
       <w:r>
         <w:rPr>
@@ -846,7 +615,7 @@
           <w:rFonts w:ascii="Cambria" w:hAnsi="Cambria" w:cs="Cambria" w:eastAsia="Cambria"/>
           <w:sz w:val="24"/>
         </w:rPr>
-        <w:t xml:space="preserve">. Trage formula în jos până la </w:t>
+        <w:t xml:space="preserve">. Trage de colțul din dreapta jos al celulei în jos, până la </w:t>
       </w:r>
       <w:r>
         <w:rPr>
@@ -861,7 +630,36 @@
           <w:rFonts w:ascii="Cambria" w:hAnsi="Cambria" w:cs="Cambria" w:eastAsia="Cambria"/>
           <w:sz w:val="24"/>
         </w:rPr>
-        <w:t xml:space="preserve">. În </w:t>
+        <w:t>.</w:t>
+      </w:r>
+    </w:p>
+    <w:p>
+      <w:pPr>
+        <w:spacing w:before="0" w:after="80"/>
+        <w:ind w:left="510" w:hanging="510"/>
+      </w:pPr>
+      <w:r>
+        <w:rPr>
+          <w:rFonts w:ascii="Cambria" w:hAnsi="Cambria" w:cs="Cambria" w:eastAsia="Cambria"/>
+          <w:sz w:val="24"/>
+        </w:rPr>
+        <w:t>3.</w:t>
+        <w:tab/>
+      </w:r>
+      <w:r>
+        <w:rPr>
+          <w:rFonts w:ascii="Cambria" w:hAnsi="Cambria" w:cs="Cambria" w:eastAsia="Cambria"/>
+          <w:b/>
+          <w:sz w:val="24"/>
+        </w:rPr>
+        <w:t>Media totalurilor:</w:t>
+      </w:r>
+      <w:r>
+        <w:rPr>
+          <w:rFonts w:ascii="Cambria" w:hAnsi="Cambria" w:cs="Cambria" w:eastAsia="Cambria"/>
+          <w:sz w:val="24"/>
+        </w:rPr>
+        <w:t xml:space="preserve"> în </w:t>
       </w:r>
       <w:r>
         <w:rPr>
@@ -890,7 +688,7 @@
           <w:rFonts w:ascii="Cambria" w:hAnsi="Cambria" w:cs="Cambria" w:eastAsia="Cambria"/>
           <w:sz w:val="24"/>
         </w:rPr>
-        <w:t>, media totalurilor.</w:t>
+        <w:t>.</w:t>
       </w:r>
     </w:p>
     <w:p>
@@ -903,7 +701,7 @@
           <w:rFonts w:ascii="Cambria" w:hAnsi="Cambria" w:cs="Cambria" w:eastAsia="Cambria"/>
           <w:sz w:val="24"/>
         </w:rPr>
-        <w:t>6.</w:t>
+        <w:t>4.</w:t>
         <w:tab/>
       </w:r>
       <w:r>
@@ -919,7 +717,7 @@
           <w:rFonts w:ascii="Cambria" w:hAnsi="Cambria" w:cs="Cambria" w:eastAsia="Cambria"/>
           <w:sz w:val="24"/>
         </w:rPr>
-        <w:t xml:space="preserve"> schimbă o sumă din Luna 3. Dacă totalul și media s-au schimbat singure, e corect.</w:t>
+        <w:t xml:space="preserve"> schimbă o sumă din Luna 3. Dacă totalul și media s-au schimbat singure, e corect. Pune suma la loc.</w:t>
       </w:r>
     </w:p>
     <w:p>
@@ -932,7 +730,7 @@
           <w:rFonts w:ascii="Cambria" w:hAnsi="Cambria" w:cs="Cambria" w:eastAsia="Cambria"/>
           <w:sz w:val="24"/>
         </w:rPr>
-        <w:t>7.</w:t>
+        <w:t>5.</w:t>
         <w:tab/>
       </w:r>
       <w:r>
@@ -948,7 +746,22 @@
           <w:rFonts w:ascii="Cambria" w:hAnsi="Cambria" w:cs="Cambria" w:eastAsia="Cambria"/>
           <w:sz w:val="24"/>
         </w:rPr>
-        <w:t xml:space="preserve"> antet îngroșat și colorat, borduri, două zecimale, coloane destul de late (să nu apară #####).</w:t>
+        <w:t xml:space="preserve"> selectează F4:F9, pune </w:t>
+      </w:r>
+      <w:r>
+        <w:rPr>
+          <w:rFonts w:ascii="Cambria" w:hAnsi="Cambria" w:cs="Cambria" w:eastAsia="Cambria"/>
+          <w:b/>
+          <w:sz w:val="24"/>
+        </w:rPr>
+        <w:t>două zecimale</w:t>
+      </w:r>
+      <w:r>
+        <w:rPr>
+          <w:rFonts w:ascii="Cambria" w:hAnsi="Cambria" w:cs="Cambria" w:eastAsia="Cambria"/>
+          <w:sz w:val="24"/>
+        </w:rPr>
+        <w:t xml:space="preserve"> și lărgește coloana dacă apare #####.</w:t>
       </w:r>
     </w:p>
     <w:p>
@@ -1017,7 +830,7 @@
           <w:b/>
           <w:sz w:val="24"/>
         </w:rPr>
-        <w:t>Aspect orientativ</w:t>
+        <w:t>Așa trebuie să arate la final (cu fișierul de pornire)</w:t>
       </w:r>
     </w:p>
     <w:tbl>
@@ -2342,39 +2155,6 @@
           <w:color w:val="595959"/>
           <w:sz w:val="22"/>
         </w:rPr>
-        <w:t>C9</w:t>
-      </w:r>
-      <w:r>
-        <w:rPr>
-          <w:rFonts w:ascii="Cambria" w:hAnsi="Cambria" w:cs="Cambria" w:eastAsia="Cambria"/>
-          <w:color w:val="595959"/>
-          <w:sz w:val="22"/>
-        </w:rPr>
-        <w:t xml:space="preserve"> </w:t>
-      </w:r>
-      <w:r>
-        <w:rPr>
-          <w:rFonts w:ascii="Consolas" w:hAnsi="Consolas" w:cs="Consolas" w:eastAsia="Consolas"/>
-          <w:color w:val="595959"/>
-          <w:sz w:val="20"/>
-        </w:rPr>
-        <w:t>=SUM(C4:C8)</w:t>
-      </w:r>
-      <w:r>
-        <w:rPr>
-          <w:rFonts w:ascii="Cambria" w:hAnsi="Cambria" w:cs="Cambria" w:eastAsia="Cambria"/>
-          <w:color w:val="595959"/>
-          <w:sz w:val="22"/>
-        </w:rPr>
-        <w:t xml:space="preserve"> (și în D9, E9) · </w:t>
-      </w:r>
-      <w:r>
-        <w:rPr>
-          <w:rFonts w:ascii="Cambria" w:hAnsi="Cambria" w:cs="Cambria" w:eastAsia="Cambria"/>
-          <w:b/>
-          <w:color w:val="595959"/>
-          <w:sz w:val="22"/>
-        </w:rPr>
         <w:t>F4</w:t>
       </w:r>
       <w:r>
@@ -2432,7 +2212,23 @@
           <w:color w:val="595959"/>
           <w:sz w:val="22"/>
         </w:rPr>
-        <w:t>. Cifrele sunt doar un exemplu: fiecare folosește ale lui.</w:t>
+        <w:t>. Totalurile din rândul 9 sunt deja în fișierul de pornire (</w:t>
+      </w:r>
+      <w:r>
+        <w:rPr>
+          <w:rFonts w:ascii="Consolas" w:hAnsi="Consolas" w:cs="Consolas" w:eastAsia="Consolas"/>
+          <w:color w:val="595959"/>
+          <w:sz w:val="20"/>
+        </w:rPr>
+        <w:t>=SUM</w:t>
+      </w:r>
+      <w:r>
+        <w:rPr>
+          <w:rFonts w:ascii="Cambria" w:hAnsi="Cambria" w:cs="Cambria" w:eastAsia="Cambria"/>
+          <w:color w:val="595959"/>
+          <w:sz w:val="22"/>
+        </w:rPr>
+        <w:t>). Dacă ai pornit de la el, ți-ar trebui să-ți iasă exact aceste cifre.</w:t>
       </w:r>
     </w:p>
     <w:p>
@@ -2491,7 +2287,7 @@
           <w:rFonts w:ascii="Cambria" w:hAnsi="Cambria" w:cs="Cambria" w:eastAsia="Cambria"/>
           <w:sz w:val="24"/>
         </w:rPr>
-        <w:t>.</w:t>
+        <w:t xml:space="preserve"> (în fila Exemplu vezi rezultatul corect).</w:t>
       </w:r>
     </w:p>
     <w:p>
@@ -2574,7 +2370,21 @@
           <w:rFonts w:ascii="Cambria" w:hAnsi="Cambria" w:cs="Cambria" w:eastAsia="Cambria"/>
           <w:sz w:val="24"/>
         </w:rPr>
-        <w:t>Ai 3 luni (Luna 1, 2, 3) pentru fiecare dintre cele 5 cheltuieli.</w:t>
+        <w:t xml:space="preserve">Coloana F are media pentru fiecare dintre cele 5 cheltuieli, calculată cu </w:t>
+      </w:r>
+      <w:r>
+        <w:rPr>
+          <w:rFonts w:ascii="Consolas" w:hAnsi="Consolas" w:cs="Consolas" w:eastAsia="Consolas"/>
+          <w:sz w:val="22"/>
+        </w:rPr>
+        <w:t>=AVERAGE</w:t>
+      </w:r>
+      <w:r>
+        <w:rPr>
+          <w:rFonts w:ascii="Cambria" w:hAnsi="Cambria" w:cs="Cambria" w:eastAsia="Cambria"/>
+          <w:sz w:val="24"/>
+        </w:rPr>
+        <w:t>, nu tastată.</w:t>
       </w:r>
     </w:p>
     <w:p>
@@ -2595,56 +2405,7 @@
           <w:rFonts w:ascii="Cambria" w:hAnsi="Cambria" w:cs="Cambria" w:eastAsia="Cambria"/>
           <w:sz w:val="24"/>
         </w:rPr>
-        <w:t xml:space="preserve">Totalul fiecărei luni e calculat cu </w:t>
-      </w:r>
-      <w:r>
-        <w:rPr>
-          <w:rFonts w:ascii="Consolas" w:hAnsi="Consolas" w:cs="Consolas" w:eastAsia="Consolas"/>
-          <w:sz w:val="22"/>
-        </w:rPr>
-        <w:t>=SUM</w:t>
-      </w:r>
-      <w:r>
-        <w:rPr>
-          <w:rFonts w:ascii="Cambria" w:hAnsi="Cambria" w:cs="Cambria" w:eastAsia="Cambria"/>
-          <w:sz w:val="24"/>
-        </w:rPr>
-        <w:t>, nu tastat.</w:t>
-      </w:r>
-    </w:p>
-    <w:p>
-      <w:pPr>
-        <w:spacing w:before="0" w:after="60"/>
-        <w:ind w:left="510" w:hanging="397"/>
-      </w:pPr>
-      <w:r>
-        <w:rPr>
-          <w:rFonts w:ascii="Cambria" w:hAnsi="Cambria" w:cs="Cambria" w:eastAsia="Cambria"/>
-          <w:sz w:val="24"/>
-        </w:rPr>
-        <w:t>☐</w:t>
-        <w:tab/>
-      </w:r>
-      <w:r>
-        <w:rPr>
-          <w:rFonts w:ascii="Cambria" w:hAnsi="Cambria" w:cs="Cambria" w:eastAsia="Cambria"/>
-          <w:sz w:val="24"/>
-        </w:rPr>
-        <w:t xml:space="preserve">Media fiecărei cheltuieli e calculată cu </w:t>
-      </w:r>
-      <w:r>
-        <w:rPr>
-          <w:rFonts w:ascii="Consolas" w:hAnsi="Consolas" w:cs="Consolas" w:eastAsia="Consolas"/>
-          <w:sz w:val="22"/>
-        </w:rPr>
-        <w:t>=AVERAGE</w:t>
-      </w:r>
-      <w:r>
-        <w:rPr>
-          <w:rFonts w:ascii="Cambria" w:hAnsi="Cambria" w:cs="Cambria" w:eastAsia="Cambria"/>
-          <w:sz w:val="24"/>
-        </w:rPr>
-        <w:t>, nu tastată.</w:t>
+        <w:t>F9 conține media totalurilor.</w:t>
       </w:r>
     </w:p>
     <w:p>

--- a/fise/Fisa_5_AVERAGE_Modulul_1.docx
+++ b/fise/Fisa_5_AVERAGE_Modulul_1.docx
@@ -291,7 +291,7 @@
                 <w:rFonts w:ascii="Cambria" w:hAnsi="Cambria" w:cs="Cambria" w:eastAsia="Cambria"/>
                 <w:sz w:val="22"/>
               </w:rPr>
-              <w:t>Nu se trimite pe e-mail: arăți fișierul pe ecran</w:t>
+              <w:t>Nu e obligatoriu să trimiți nimic: arăți fișierul pe ecran (opțional îl poți trimite la bogdan@pandapc.ro)</w:t>
             </w:r>
           </w:p>
         </w:tc>
@@ -500,6 +500,199 @@
           <w:sz w:val="24"/>
         </w:rPr>
         <w:t>.</w:t>
+      </w:r>
+    </w:p>
+    <w:p>
+      <w:pPr>
+        <w:keepNext/>
+        <w:spacing w:before="80" w:after="60"/>
+      </w:pPr>
+      <w:r>
+        <w:rPr>
+          <w:rFonts w:ascii="Cambria" w:hAnsi="Cambria" w:cs="Cambria" w:eastAsia="Cambria"/>
+          <w:b/>
+          <w:color w:val="1F3864"/>
+          <w:sz w:val="24"/>
+        </w:rPr>
+        <w:t>Legătura cu teoria – Ziua 2, Ora 7: Excel: grila, celula și formula</w:t>
+      </w:r>
+    </w:p>
+    <w:p>
+      <w:pPr>
+        <w:spacing w:before="0" w:after="40"/>
+        <w:ind w:left="510" w:hanging="283"/>
+      </w:pPr>
+      <w:r>
+        <w:rPr>
+          <w:rFonts w:ascii="Cambria" w:hAnsi="Cambria" w:cs="Cambria" w:eastAsia="Cambria"/>
+          <w:sz w:val="23"/>
+        </w:rPr>
+        <w:t>•</w:t>
+        <w:tab/>
+      </w:r>
+      <w:r>
+        <w:rPr>
+          <w:rFonts w:ascii="Cambria" w:hAnsi="Cambria" w:cs="Cambria" w:eastAsia="Cambria"/>
+          <w:sz w:val="23"/>
+        </w:rPr>
+        <w:t xml:space="preserve">Tiparul unei funcții: </w:t>
+      </w:r>
+      <w:r>
+        <w:rPr>
+          <w:rFonts w:ascii="Cambria" w:hAnsi="Cambria" w:cs="Cambria" w:eastAsia="Cambria"/>
+          <w:b/>
+          <w:sz w:val="23"/>
+        </w:rPr>
+        <w:t>`=` + numele funcției + celulele între paranteze</w:t>
+      </w:r>
+      <w:r>
+        <w:rPr>
+          <w:rFonts w:ascii="Cambria" w:hAnsi="Cambria" w:cs="Cambria" w:eastAsia="Cambria"/>
+          <w:sz w:val="23"/>
+        </w:rPr>
+        <w:t xml:space="preserve">. </w:t>
+      </w:r>
+      <w:r>
+        <w:rPr>
+          <w:rFonts w:ascii="Consolas" w:hAnsi="Consolas" w:cs="Consolas" w:eastAsia="Consolas"/>
+          <w:sz w:val="21"/>
+        </w:rPr>
+        <w:t>AVERAGE</w:t>
+      </w:r>
+      <w:r>
+        <w:rPr>
+          <w:rFonts w:ascii="Cambria" w:hAnsi="Cambria" w:cs="Cambria" w:eastAsia="Cambria"/>
+          <w:sz w:val="23"/>
+        </w:rPr>
+        <w:t xml:space="preserve"> (media) e în aceeași familie cu </w:t>
+      </w:r>
+      <w:r>
+        <w:rPr>
+          <w:rFonts w:ascii="Consolas" w:hAnsi="Consolas" w:cs="Consolas" w:eastAsia="Consolas"/>
+          <w:sz w:val="21"/>
+        </w:rPr>
+        <w:t>SUM</w:t>
+      </w:r>
+      <w:r>
+        <w:rPr>
+          <w:rFonts w:ascii="Cambria" w:hAnsi="Cambria" w:cs="Cambria" w:eastAsia="Cambria"/>
+          <w:sz w:val="23"/>
+        </w:rPr>
+        <w:t xml:space="preserve">, </w:t>
+      </w:r>
+      <w:r>
+        <w:rPr>
+          <w:rFonts w:ascii="Consolas" w:hAnsi="Consolas" w:cs="Consolas" w:eastAsia="Consolas"/>
+          <w:sz w:val="21"/>
+        </w:rPr>
+        <w:t>MIN</w:t>
+      </w:r>
+      <w:r>
+        <w:rPr>
+          <w:rFonts w:ascii="Cambria" w:hAnsi="Cambria" w:cs="Cambria" w:eastAsia="Cambria"/>
+          <w:sz w:val="23"/>
+        </w:rPr>
+        <w:t xml:space="preserve">, </w:t>
+      </w:r>
+      <w:r>
+        <w:rPr>
+          <w:rFonts w:ascii="Consolas" w:hAnsi="Consolas" w:cs="Consolas" w:eastAsia="Consolas"/>
+          <w:sz w:val="21"/>
+        </w:rPr>
+        <w:t>MAX</w:t>
+      </w:r>
+      <w:r>
+        <w:rPr>
+          <w:rFonts w:ascii="Cambria" w:hAnsi="Cambria" w:cs="Cambria" w:eastAsia="Cambria"/>
+          <w:sz w:val="23"/>
+        </w:rPr>
+        <w:t xml:space="preserve">, </w:t>
+      </w:r>
+      <w:r>
+        <w:rPr>
+          <w:rFonts w:ascii="Consolas" w:hAnsi="Consolas" w:cs="Consolas" w:eastAsia="Consolas"/>
+          <w:sz w:val="21"/>
+        </w:rPr>
+        <w:t>COUNT</w:t>
+      </w:r>
+      <w:r>
+        <w:rPr>
+          <w:rFonts w:ascii="Cambria" w:hAnsi="Cambria" w:cs="Cambria" w:eastAsia="Cambria"/>
+          <w:sz w:val="23"/>
+        </w:rPr>
+        <w:t>.</w:t>
+      </w:r>
+    </w:p>
+    <w:p>
+      <w:pPr>
+        <w:spacing w:before="0" w:after="40"/>
+        <w:ind w:left="510" w:hanging="283"/>
+      </w:pPr>
+      <w:r>
+        <w:rPr>
+          <w:rFonts w:ascii="Cambria" w:hAnsi="Cambria" w:cs="Cambria" w:eastAsia="Cambria"/>
+          <w:sz w:val="23"/>
+        </w:rPr>
+        <w:t>•</w:t>
+        <w:tab/>
+      </w:r>
+      <w:r>
+        <w:rPr>
+          <w:rFonts w:ascii="Cambria" w:hAnsi="Cambria" w:cs="Cambria" w:eastAsia="Cambria"/>
+          <w:sz w:val="23"/>
+        </w:rPr>
+        <w:t xml:space="preserve">Scrii formula </w:t>
+      </w:r>
+      <w:r>
+        <w:rPr>
+          <w:rFonts w:ascii="Cambria" w:hAnsi="Cambria" w:cs="Cambria" w:eastAsia="Cambria"/>
+          <w:b/>
+          <w:sz w:val="23"/>
+        </w:rPr>
+        <w:t>o singură dată</w:t>
+      </w:r>
+      <w:r>
+        <w:rPr>
+          <w:rFonts w:ascii="Cambria" w:hAnsi="Cambria" w:cs="Cambria" w:eastAsia="Cambria"/>
+          <w:sz w:val="23"/>
+        </w:rPr>
+        <w:t>, apoi tragi pătrățelul din colț: adresele se adaptează singure.</w:t>
+      </w:r>
+    </w:p>
+    <w:p>
+      <w:pPr>
+        <w:spacing w:before="0" w:after="40"/>
+        <w:ind w:left="510" w:hanging="283"/>
+      </w:pPr>
+      <w:r>
+        <w:rPr>
+          <w:rFonts w:ascii="Cambria" w:hAnsi="Cambria" w:cs="Cambria" w:eastAsia="Cambria"/>
+          <w:sz w:val="23"/>
+        </w:rPr>
+        <w:t>•</w:t>
+        <w:tab/>
+      </w:r>
+      <w:r>
+        <w:rPr>
+          <w:rFonts w:ascii="Cambria" w:hAnsi="Cambria" w:cs="Cambria" w:eastAsia="Cambria"/>
+          <w:sz w:val="23"/>
+        </w:rPr>
+        <w:t xml:space="preserve">Dacă schimbi o valoare, formulele </w:t>
+      </w:r>
+      <w:r>
+        <w:rPr>
+          <w:rFonts w:ascii="Cambria" w:hAnsi="Cambria" w:cs="Cambria" w:eastAsia="Cambria"/>
+          <w:b/>
+          <w:sz w:val="23"/>
+        </w:rPr>
+        <w:t>se recalculează singure</w:t>
+      </w:r>
+      <w:r>
+        <w:rPr>
+          <w:rFonts w:ascii="Cambria" w:hAnsi="Cambria" w:cs="Cambria" w:eastAsia="Cambria"/>
+          <w:sz w:val="23"/>
+        </w:rPr>
+        <w:t>. De asta le folosim în loc de numere scrise.</w:t>
       </w:r>
     </w:p>
     <w:p>
